--- a/07_SCI_TUST/Chapter03_研究案例/Reference/文獻掛載.docx
+++ b/07_SCI_TUST/Chapter03_研究案例/Reference/文獻掛載.docx
@@ -7,9 +7,9 @@
         <w:rPr>
           <w:rFonts w:ascii="Times New Roman" w:hAnsi="Times New Roman" w:eastAsia="標楷體"/>
           <w:b/>
-          <w:sz w:val="32"/>
+          <w:sz w:val="30"/>
         </w:rPr>
-        <w:t>研究案例——Reference 掛載</w:t>
+        <w:t>案例文獻掛載</w:t>
       </w:r>
     </w:p>
     <w:p>
@@ -17,9 +17,26 @@
         <w:rPr>
           <w:rFonts w:ascii="Times New Roman" w:hAnsi="Times New Roman" w:eastAsia="標楷體"/>
           <w:b w:val="0"/>
-          <w:sz w:val="24"/>
+          <w:sz w:val="23"/>
         </w:rPr>
-        <w:t>202411 附錄（App5/6/7/11/13＋附圖93/95/96）＋L5 維養制度文獻。</w:t>
+        <w:t>202411 附錄（App5/6/7/11/13＋附圖93/95/96）＋L5 維養制度（</w:t>
+      </w:r>
+      <w:r>
+        <w:rPr>
+          <w:rFonts w:ascii="Times New Roman" w:hAnsi="Times New Roman" w:eastAsia="標楷體"/>
+          <w:b w:val="0"/>
+          <w:color w:val="1F4EC8"/>
+          <w:sz w:val="23"/>
+        </w:rPr>
+        <w:t>(Moradi et al., 2021)</w:t>
+      </w:r>
+      <w:r>
+        <w:rPr>
+          <w:rFonts w:ascii="Times New Roman" w:hAnsi="Times New Roman" w:eastAsia="標楷體"/>
+          <w:b w:val="0"/>
+          <w:sz w:val="23"/>
+        </w:rPr>
+        <w:t>）＋分級方法一句。案例資料引用格式⚖：技術報告引用式待定（顧問報告非公開文獻，可用 unpublished technical report 式或致謝處理——問 TT 慣例）。</w:t>
       </w:r>
     </w:p>
     <w:sectPr>
